--- a/dossier-deets-apprentissage/word/NOTE_INTERNE_mon_planning_de_pilotage_2026-2028.docx
+++ b/dossier-deets-apprentissage/word/NOTE_INTERNE_mon_planning_de_pilotage_2026-2028.docx
@@ -375,7 +375,7 @@
               <w:rPr>
                 <w:rFonts w:ascii="Inter" w:cs="Inter" w:eastAsia="Inter" w:hAnsi="Inter"/>
               </w:rPr>
-              <w:t xml:space="preserve">Version 3 du 30/10/2026</w:t>
+              <w:t xml:space="preserve">Version 4 du 30/10/2026</w:t>
             </w:r>
           </w:p>
         </w:tc>
@@ -414,8 +414,8 @@
       </w:tblPr>
       <w:tblGrid>
         <w:gridCol w:w="1500"/>
+        <w:gridCol w:w="7270"/>
         <w:gridCol w:w="5800"/>
-        <w:gridCol w:w="7270"/>
       </w:tblGrid>
       <w:tr>
         <w:trPr>
@@ -450,7 +450,7 @@
         </w:tc>
         <w:tc>
           <w:tcPr>
-            <w:tcW w:type="dxa" w:w="5800"/>
+            <w:tcW w:type="dxa" w:w="7270"/>
             <w:shd w:fill="1B3A6B" w:color="auto" w:val="clear"/>
             <w:tcMar>
               <w:top w:type="dxa" w:w="60"/>
@@ -471,13 +471,13 @@
                 <w:bCs/>
                 <w:color w:val="FFFFFF"/>
               </w:rPr>
-              <w:t xml:space="preserve">Semaine au CFA (1 par mois)</w:t>
-            </w:r>
-          </w:p>
-        </w:tc>
-        <w:tc>
-          <w:tcPr>
-            <w:tcW w:type="dxa" w:w="7270"/>
+              <w:t xml:space="preserve">Semaine ordinaire</w:t>
+            </w:r>
+          </w:p>
+        </w:tc>
+        <w:tc>
+          <w:tcPr>
+            <w:tcW w:type="dxa" w:w="5800"/>
             <w:shd w:fill="1B3A6B" w:color="auto" w:val="clear"/>
             <w:tcMar>
               <w:top w:type="dxa" w:w="60"/>
@@ -498,7 +498,7 @@
                 <w:bCs/>
                 <w:color w:val="FFFFFF"/>
               </w:rPr>
-              <w:t xml:space="preserve">Semaine en entreprise (3 par mois)</w:t>
+              <w:t xml:space="preserve">Semaine intensive (24 – 28 janvier et 7 – 11 février 2028)</w:t>
             </w:r>
           </w:p>
         </w:tc>
@@ -532,6 +532,29 @@
         </w:tc>
         <w:tc>
           <w:tcPr>
+            <w:tcW w:type="dxa" w:w="7270"/>
+            <w:tcMar>
+              <w:top w:type="dxa" w:w="60"/>
+              <w:left w:type="dxa" w:w="90"/>
+              <w:bottom w:type="dxa" w:w="60"/>
+              <w:right w:type="dxa" w:w="90"/>
+            </w:tcMar>
+          </w:tcPr>
+          <w:p>
+            <w:pPr>
+              <w:spacing w:after="40"/>
+              <w:jc w:val="both"/>
+            </w:pPr>
+            <w:r>
+              <w:rPr>
+                <w:rFonts w:ascii="Inter" w:cs="Inter" w:eastAsia="Inter" w:hAnsi="Inter"/>
+              </w:rPr>
+              <w:t xml:space="preserve">Prospection et relation entreprises : recrutement de la promotion suivante, suivi des employeurs, recherche d’employeur pour les jeunes sans contrat ; préparation du mardi</w:t>
+            </w:r>
+          </w:p>
+        </w:tc>
+        <w:tc>
+          <w:tcPr>
             <w:tcW w:type="dxa" w:w="5800"/>
             <w:tcMar>
               <w:top w:type="dxa" w:w="60"/>
@@ -549,30 +572,7 @@
               <w:rPr>
                 <w:rFonts w:ascii="Inter" w:cs="Inter" w:eastAsia="Inter" w:hAnsi="Inter"/>
               </w:rPr>
-              <w:t xml:space="preserve">Enseignement 8 h – 16 h ; 16 h – 17 h 30 : émargements dans Baserow, préparation du lendemain</w:t>
-            </w:r>
-          </w:p>
-        </w:tc>
-        <w:tc>
-          <w:tcPr>
-            <w:tcW w:type="dxa" w:w="7270"/>
-            <w:tcMar>
-              <w:top w:type="dxa" w:w="60"/>
-              <w:left w:type="dxa" w:w="90"/>
-              <w:bottom w:type="dxa" w:w="60"/>
-              <w:right w:type="dxa" w:w="90"/>
-            </w:tcMar>
-          </w:tcPr>
-          <w:p>
-            <w:pPr>
-              <w:spacing w:after="40"/>
-              <w:jc w:val="both"/>
-            </w:pPr>
-            <w:r>
-              <w:rPr>
-                <w:rFonts w:ascii="Inter" w:cs="Inter" w:eastAsia="Inter" w:hAnsi="Inter"/>
-              </w:rPr>
-              <w:t xml:space="preserve">Prospection et relation entreprises : recrutement de la promotion suivante, suivi des employeurs, recherche d’employeur pour les jeunes sans contrat</w:t>
+              <w:t xml:space="preserve">Enseignement 8 h – 16 h</w:t>
             </w:r>
           </w:p>
         </w:tc>
@@ -607,30 +607,6 @@
         </w:tc>
         <w:tc>
           <w:tcPr>
-            <w:tcW w:type="dxa" w:w="5800"/>
-            <w:shd w:fill="EEF1F6" w:color="auto" w:val="clear"/>
-            <w:tcMar>
-              <w:top w:type="dxa" w:w="60"/>
-              <w:left w:type="dxa" w:w="90"/>
-              <w:bottom w:type="dxa" w:w="60"/>
-              <w:right w:type="dxa" w:w="90"/>
-            </w:tcMar>
-          </w:tcPr>
-          <w:p>
-            <w:pPr>
-              <w:spacing w:after="40"/>
-              <w:jc w:val="left"/>
-            </w:pPr>
-            <w:r>
-              <w:rPr>
-                <w:rFonts w:ascii="Inter" w:cs="Inter" w:eastAsia="Inter" w:hAnsi="Inter"/>
-              </w:rPr>
-              <w:t xml:space="preserve">Enseignement ; conseil de perfectionnement les 29 juin et 7 décembre (16 h 30 – 18 h)</w:t>
-            </w:r>
-          </w:p>
-        </w:tc>
-        <w:tc>
-          <w:tcPr>
             <w:tcW w:type="dxa" w:w="7270"/>
             <w:shd w:fill="EEF1F6" w:color="auto" w:val="clear"/>
             <w:tcMar>
@@ -645,25 +621,43 @@
               <w:spacing w:after="40"/>
               <w:jc w:val="both"/>
             </w:pPr>
-            <w:r>
-              <w:rPr>
-                <w:rFonts w:ascii="Inter" w:cs="Inter" w:eastAsia="Inter" w:hAnsi="Inter"/>
-              </w:rPr>
-              <w:t xml:space="preserve">Un mardi par mois : </w:t>
-            </w:r>
             <w:r>
               <w:rPr>
                 <w:rFonts w:ascii="Inter" w:cs="Inter" w:eastAsia="Inter" w:hAnsi="Inter"/>
                 <w:b/>
                 <w:bCs/>
               </w:rPr>
-              <w:t xml:space="preserve">Rendez-vous du mois</w:t>
-            </w:r>
-            <w:r>
-              <w:rPr>
-                <w:rFonts w:ascii="Inter" w:cs="Inter" w:eastAsia="Inter" w:hAnsi="Inter"/>
-              </w:rPr>
-              <w:t xml:space="preserve"> (8 h – 16 h). Les autres mardis : réunions des maîtres d’apprentissage en fin de journée, ou préparation pédagogique</w:t>
+              <w:t xml:space="preserve">Au CFA, 8 h – 16 h</w:t>
+            </w:r>
+            <w:r>
+              <w:rPr>
+                <w:rFonts w:ascii="Inter" w:cs="Inter" w:eastAsia="Inter" w:hAnsi="Inter"/>
+              </w:rPr>
+              <w:t xml:space="preserve"> : cours, ou Rendez-vous du mois une fois par mois. 16 h – 16 h 30 : émargements dans Baserow, questionnaire à chaud. En fin de journée, selon le calendrier : conseil de perfectionnement ou réunion des maîtres d’apprentissage (16 h 30 – 18 h)</w:t>
+            </w:r>
+          </w:p>
+        </w:tc>
+        <w:tc>
+          <w:tcPr>
+            <w:tcW w:type="dxa" w:w="5800"/>
+            <w:shd w:fill="EEF1F6" w:color="auto" w:val="clear"/>
+            <w:tcMar>
+              <w:top w:type="dxa" w:w="60"/>
+              <w:left w:type="dxa" w:w="90"/>
+              <w:bottom w:type="dxa" w:w="60"/>
+              <w:right w:type="dxa" w:w="90"/>
+            </w:tcMar>
+          </w:tcPr>
+          <w:p>
+            <w:pPr>
+              <w:spacing w:after="40"/>
+              <w:jc w:val="left"/>
+            </w:pPr>
+            <w:r>
+              <w:rPr>
+                <w:rFonts w:ascii="Inter" w:cs="Inter" w:eastAsia="Inter" w:hAnsi="Inter"/>
+              </w:rPr>
+              <w:t xml:space="preserve">Enseignement 8 h – 16 h</w:t>
             </w:r>
           </w:p>
         </w:tc>
@@ -697,6 +691,29 @@
         </w:tc>
         <w:tc>
           <w:tcPr>
+            <w:tcW w:type="dxa" w:w="7270"/>
+            <w:tcMar>
+              <w:top w:type="dxa" w:w="60"/>
+              <w:left w:type="dxa" w:w="90"/>
+              <w:bottom w:type="dxa" w:w="60"/>
+              <w:right w:type="dxa" w:w="90"/>
+            </w:tcMar>
+          </w:tcPr>
+          <w:p>
+            <w:pPr>
+              <w:spacing w:after="40"/>
+              <w:jc w:val="left"/>
+            </w:pPr>
+            <w:r>
+              <w:rPr>
+                <w:rFonts w:ascii="Inter" w:cs="Inter" w:eastAsia="Inter" w:hAnsi="Inter"/>
+              </w:rPr>
+              <w:t xml:space="preserve">Corrections, retours individuels écrits, missions de la semaine envoyées aux maîtres d’apprentissage ; relevé d’assiduité aux employeurs</w:t>
+            </w:r>
+          </w:p>
+        </w:tc>
+        <w:tc>
+          <w:tcPr>
             <w:tcW w:type="dxa" w:w="5800"/>
             <w:tcMar>
               <w:top w:type="dxa" w:w="60"/>
@@ -714,30 +731,7 @@
               <w:rPr>
                 <w:rFonts w:ascii="Inter" w:cs="Inter" w:eastAsia="Inter" w:hAnsi="Inter"/>
               </w:rPr>
-              <w:t xml:space="preserve">Enseignement ; point avec les délégués à 16 h (10 minutes)</w:t>
-            </w:r>
-          </w:p>
-        </w:tc>
-        <w:tc>
-          <w:tcPr>
-            <w:tcW w:type="dxa" w:w="7270"/>
-            <w:tcMar>
-              <w:top w:type="dxa" w:w="60"/>
-              <w:left w:type="dxa" w:w="90"/>
-              <w:bottom w:type="dxa" w:w="60"/>
-              <w:right w:type="dxa" w:w="90"/>
-            </w:tcMar>
-          </w:tcPr>
-          <w:p>
-            <w:pPr>
-              <w:spacing w:after="40"/>
-              <w:jc w:val="left"/>
-            </w:pPr>
-            <w:r>
-              <w:rPr>
-                <w:rFonts w:ascii="Inter" w:cs="Inter" w:eastAsia="Inter" w:hAnsi="Inter"/>
-              </w:rPr>
-              <w:t xml:space="preserve">Préparation pédagogique : supports, sujets d’ECF, corrections, relecture des dossiers professionnels</w:t>
+              <w:t xml:space="preserve">Enseignement 8 h – 16 h</w:t>
             </w:r>
           </w:p>
         </w:tc>
@@ -772,6 +766,30 @@
         </w:tc>
         <w:tc>
           <w:tcPr>
+            <w:tcW w:type="dxa" w:w="7270"/>
+            <w:shd w:fill="EEF1F6" w:color="auto" w:val="clear"/>
+            <w:tcMar>
+              <w:top w:type="dxa" w:w="60"/>
+              <w:left w:type="dxa" w:w="90"/>
+              <w:bottom w:type="dxa" w:w="60"/>
+              <w:right w:type="dxa" w:w="90"/>
+            </w:tcMar>
+          </w:tcPr>
+          <w:p>
+            <w:pPr>
+              <w:spacing w:after="40"/>
+              <w:jc w:val="left"/>
+            </w:pPr>
+            <w:r>
+              <w:rPr>
+                <w:rFonts w:ascii="Inter" w:cs="Inter" w:eastAsia="Inter" w:hAnsi="Inter"/>
+              </w:rPr>
+              <w:t xml:space="preserve">Visites en entreprise et entretiens trimestriels (sur site ou en visio) ; formation des maîtres d’apprentissage le 29 avril 2027</w:t>
+            </w:r>
+          </w:p>
+        </w:tc>
+        <w:tc>
+          <w:tcPr>
             <w:tcW w:type="dxa" w:w="5800"/>
             <w:shd w:fill="EEF1F6" w:color="auto" w:val="clear"/>
             <w:tcMar>
@@ -790,31 +808,7 @@
               <w:rPr>
                 <w:rFonts w:ascii="Inter" w:cs="Inter" w:eastAsia="Inter" w:hAnsi="Inter"/>
               </w:rPr>
-              <w:t xml:space="preserve">Enseignement</w:t>
-            </w:r>
-          </w:p>
-        </w:tc>
-        <w:tc>
-          <w:tcPr>
-            <w:tcW w:type="dxa" w:w="7270"/>
-            <w:shd w:fill="EEF1F6" w:color="auto" w:val="clear"/>
-            <w:tcMar>
-              <w:top w:type="dxa" w:w="60"/>
-              <w:left w:type="dxa" w:w="90"/>
-              <w:bottom w:type="dxa" w:w="60"/>
-              <w:right w:type="dxa" w:w="90"/>
-            </w:tcMar>
-          </w:tcPr>
-          <w:p>
-            <w:pPr>
-              <w:spacing w:after="40"/>
-              <w:jc w:val="left"/>
-            </w:pPr>
-            <w:r>
-              <w:rPr>
-                <w:rFonts w:ascii="Inter" w:cs="Inter" w:eastAsia="Inter" w:hAnsi="Inter"/>
-              </w:rPr>
-              <w:t xml:space="preserve">Visites en entreprise et entretiens trimestriels (sur site ou en visio)</w:t>
+              <w:t xml:space="preserve">Enseignement 8 h – 16 h ; ECF du CCP 3 le 27 janvier</w:t>
             </w:r>
           </w:p>
         </w:tc>
@@ -848,6 +842,29 @@
         </w:tc>
         <w:tc>
           <w:tcPr>
+            <w:tcW w:type="dxa" w:w="7270"/>
+            <w:tcMar>
+              <w:top w:type="dxa" w:w="60"/>
+              <w:left w:type="dxa" w:w="90"/>
+              <w:bottom w:type="dxa" w:w="60"/>
+              <w:right w:type="dxa" w:w="90"/>
+            </w:tcMar>
+          </w:tcPr>
+          <w:p>
+            <w:pPr>
+              <w:spacing w:after="40"/>
+              <w:jc w:val="left"/>
+            </w:pPr>
+            <w:r>
+              <w:rPr>
+                <w:rFonts w:ascii="Inter" w:cs="Inter" w:eastAsia="Inter" w:hAnsi="Inter"/>
+              </w:rPr>
+              <w:t xml:space="preserve">Administratif et qualité : Qualiopi, facturation OPCO, indicateurs, veille réglementaire ; autres activités de YEBA FORMATIONS</w:t>
+            </w:r>
+          </w:p>
+        </w:tc>
+        <w:tc>
+          <w:tcPr>
             <w:tcW w:type="dxa" w:w="5800"/>
             <w:tcMar>
               <w:top w:type="dxa" w:w="60"/>
@@ -865,30 +882,7 @@
               <w:rPr>
                 <w:rFonts w:ascii="Inter" w:cs="Inter" w:eastAsia="Inter" w:hAnsi="Inter"/>
               </w:rPr>
-              <w:t xml:space="preserve">Enseignement ; 16 h : questionnaire à chaud, relevé d’assiduité envoyé à chaque employeur, bilan de la semaine</w:t>
-            </w:r>
-          </w:p>
-        </w:tc>
-        <w:tc>
-          <w:tcPr>
-            <w:tcW w:type="dxa" w:w="7270"/>
-            <w:tcMar>
-              <w:top w:type="dxa" w:w="60"/>
-              <w:left w:type="dxa" w:w="90"/>
-              <w:bottom w:type="dxa" w:w="60"/>
-              <w:right w:type="dxa" w:w="90"/>
-            </w:tcMar>
-          </w:tcPr>
-          <w:p>
-            <w:pPr>
-              <w:spacing w:after="40"/>
-              <w:jc w:val="left"/>
-            </w:pPr>
-            <w:r>
-              <w:rPr>
-                <w:rFonts w:ascii="Inter" w:cs="Inter" w:eastAsia="Inter" w:hAnsi="Inter"/>
-              </w:rPr>
-              <w:t xml:space="preserve">Administratif et qualité : Qualiopi, facturation OPCO, indicateurs, veille réglementaire ; autres activités de YEBA FORMATIONS</w:t>
+              <w:t xml:space="preserve">Enseignement 8 h – 16 h ; examen blanc le 28 janvier ; remise des dossiers professionnels le 11 février</w:t>
             </w:r>
           </w:p>
         </w:tc>
@@ -949,7 +943,7 @@
               <w:rPr>
                 <w:rFonts w:ascii="Inter" w:cs="Inter" w:eastAsia="Inter" w:hAnsi="Inter"/>
               </w:rPr>
-              <w:t xml:space="preserve">Enseignement : 5 jours ; Rendez-vous du mois : 1 jour ; préparation pédagogique et corrections : 2 jours ; visites, entretiens et suivi : 2 jours ; prospection, partenaires et administratif : 2 jours. Soit </w:t>
+              <w:t xml:space="preserve">Mardis au CFA : 4 à 5 jours ; préparation pédagogique et corrections : 2 jours ; visites, entretiens et suivi : 2 jours ; prospection, partenaires et administratif : 2 jours. Soit </w:t>
             </w:r>
             <w:r>
               <w:rPr>
@@ -957,7 +951,7 @@
                 <w:b/>
                 <w:bCs/>
               </w:rPr>
-              <w:t xml:space="preserve">environ 12 jours par mois</w:t>
+              <w:t xml:space="preserve">environ 10 à 11 jours par mois</w:t>
             </w:r>
             <w:r>
               <w:rPr>
@@ -971,7 +965,7 @@
                 <w:b/>
                 <w:bCs/>
               </w:rPr>
-              <w:t xml:space="preserve">8 à 10 jours</w:t>
+              <w:t xml:space="preserve">environ 10 jours</w:t>
             </w:r>
             <w:r>
               <w:rPr>
@@ -989,7 +983,7 @@
               <w:rPr>
                 <w:rFonts w:ascii="Inter" w:cs="Inter" w:eastAsia="Inter" w:hAnsi="Inter"/>
               </w:rPr>
-              <w:t xml:space="preserve">Les pics de charge sont en février-mars 2027 (ouverture), en janvier-février 2028 (examen blanc, session, cérémonie) et à partir de septembre 2027 (recrutement de la promotion 2028). Le sous-traitant prévu pour le placement soulage ces périodes.</w:t>
+              <w:t xml:space="preserve">Pics de charge : février – mars 2027 (ouverture), septembre 2027 (recrutement de la promotion 2028) et janvier – février 2028 (deux semaines intensives, session, cérémonie). Le sous-traitant prévu pour le placement soulage ces périodes.</w:t>
             </w:r>
           </w:p>
         </w:tc>
@@ -3116,7 +3110,7 @@
         <w:rPr>
           <w:rFonts w:ascii="Montserrat" w:cs="Montserrat" w:eastAsia="Montserrat" w:hAnsi="Montserrat"/>
         </w:rPr>
-        <w:t xml:space="preserve">3. Ma routine pour chaque semaine au CFA</w:t>
+        <w:t xml:space="preserve">3. Ma routine pour chaque mardi de cours</w:t>
       </w:r>
     </w:p>
     <w:tbl>
@@ -3133,8 +3127,8 @@
         <w:tblLayout w:type="fixed"/>
       </w:tblPr>
       <w:tblGrid>
-        <w:gridCol w:w="2500"/>
-        <w:gridCol w:w="12070"/>
+        <w:gridCol w:w="3000"/>
+        <w:gridCol w:w="11570"/>
       </w:tblGrid>
       <w:tr>
         <w:trPr>
@@ -3142,7 +3136,7 @@
         </w:trPr>
         <w:tc>
           <w:tcPr>
-            <w:tcW w:type="dxa" w:w="2500"/>
+            <w:tcW w:type="dxa" w:w="3000"/>
             <w:shd w:fill="1B3A6B" w:color="auto" w:val="clear"/>
             <w:tcMar>
               <w:top w:type="dxa" w:w="60"/>
@@ -3169,7 +3163,7 @@
         </w:tc>
         <w:tc>
           <w:tcPr>
-            <w:tcW w:type="dxa" w:w="12070"/>
+            <w:tcW w:type="dxa" w:w="11570"/>
             <w:shd w:fill="1B3A6B" w:color="auto" w:val="clear"/>
             <w:tcMar>
               <w:top w:type="dxa" w:w="60"/>
@@ -3201,47 +3195,47 @@
         </w:trPr>
         <w:tc>
           <w:tcPr>
-            <w:tcW w:type="dxa" w:w="2500"/>
-            <w:tcMar>
-              <w:top w:type="dxa" w:w="60"/>
-              <w:left w:type="dxa" w:w="90"/>
-              <w:bottom w:type="dxa" w:w="60"/>
-              <w:right w:type="dxa" w:w="90"/>
-            </w:tcMar>
-          </w:tcPr>
-          <w:p>
-            <w:pPr>
-              <w:spacing w:after="40"/>
-              <w:jc w:val="left"/>
-            </w:pPr>
-            <w:r>
-              <w:rPr>
-                <w:rFonts w:ascii="Inter" w:cs="Inter" w:eastAsia="Inter" w:hAnsi="Inter"/>
-              </w:rPr>
-              <w:t xml:space="preserve">J – 14</w:t>
-            </w:r>
-          </w:p>
-        </w:tc>
-        <w:tc>
-          <w:tcPr>
-            <w:tcW w:type="dxa" w:w="12070"/>
-            <w:tcMar>
-              <w:top w:type="dxa" w:w="60"/>
-              <w:left w:type="dxa" w:w="90"/>
-              <w:bottom w:type="dxa" w:w="60"/>
-              <w:right w:type="dxa" w:w="90"/>
-            </w:tcMar>
-          </w:tcPr>
-          <w:p>
-            <w:pPr>
-              <w:spacing w:after="40"/>
-              <w:jc w:val="left"/>
-            </w:pPr>
-            <w:r>
-              <w:rPr>
-                <w:rFonts w:ascii="Inter" w:cs="Inter" w:eastAsia="Inter" w:hAnsi="Inter"/>
-              </w:rPr>
-              <w:t xml:space="preserve">Préparer les supports et les études de cas ; vérifier la salle et le matériel</w:t>
+            <w:tcW w:type="dxa" w:w="3000"/>
+            <w:tcMar>
+              <w:top w:type="dxa" w:w="60"/>
+              <w:left w:type="dxa" w:w="90"/>
+              <w:bottom w:type="dxa" w:w="60"/>
+              <w:right w:type="dxa" w:w="90"/>
+            </w:tcMar>
+          </w:tcPr>
+          <w:p>
+            <w:pPr>
+              <w:spacing w:after="40"/>
+              <w:jc w:val="left"/>
+            </w:pPr>
+            <w:r>
+              <w:rPr>
+                <w:rFonts w:ascii="Inter" w:cs="Inter" w:eastAsia="Inter" w:hAnsi="Inter"/>
+              </w:rPr>
+              <w:t xml:space="preserve">Vendredi ou lundi précédent</w:t>
+            </w:r>
+          </w:p>
+        </w:tc>
+        <w:tc>
+          <w:tcPr>
+            <w:tcW w:type="dxa" w:w="11570"/>
+            <w:tcMar>
+              <w:top w:type="dxa" w:w="60"/>
+              <w:left w:type="dxa" w:w="90"/>
+              <w:bottom w:type="dxa" w:w="60"/>
+              <w:right w:type="dxa" w:w="90"/>
+            </w:tcMar>
+          </w:tcPr>
+          <w:p>
+            <w:pPr>
+              <w:spacing w:after="40"/>
+              <w:jc w:val="left"/>
+            </w:pPr>
+            <w:r>
+              <w:rPr>
+                <w:rFonts w:ascii="Inter" w:cs="Inter" w:eastAsia="Inter" w:hAnsi="Inter"/>
+              </w:rPr>
+              <w:t xml:space="preserve">Préparer les supports et les études de cas ; vérifier la salle et le matériel ; préparer le sujet d’ECF si le mardi en comporte une</w:t>
             </w:r>
           </w:p>
         </w:tc>
@@ -3252,49 +3246,49 @@
         </w:trPr>
         <w:tc>
           <w:tcPr>
-            <w:tcW w:type="dxa" w:w="2500"/>
-            <w:shd w:fill="EEF1F6" w:color="auto" w:val="clear"/>
-            <w:tcMar>
-              <w:top w:type="dxa" w:w="60"/>
-              <w:left w:type="dxa" w:w="90"/>
-              <w:bottom w:type="dxa" w:w="60"/>
-              <w:right w:type="dxa" w:w="90"/>
-            </w:tcMar>
-          </w:tcPr>
-          <w:p>
-            <w:pPr>
-              <w:spacing w:after="40"/>
-              <w:jc w:val="left"/>
-            </w:pPr>
-            <w:r>
-              <w:rPr>
-                <w:rFonts w:ascii="Inter" w:cs="Inter" w:eastAsia="Inter" w:hAnsi="Inter"/>
-              </w:rPr>
-              <w:t xml:space="preserve">J – 7</w:t>
-            </w:r>
-          </w:p>
-        </w:tc>
-        <w:tc>
-          <w:tcPr>
-            <w:tcW w:type="dxa" w:w="12070"/>
-            <w:shd w:fill="EEF1F6" w:color="auto" w:val="clear"/>
-            <w:tcMar>
-              <w:top w:type="dxa" w:w="60"/>
-              <w:left w:type="dxa" w:w="90"/>
-              <w:bottom w:type="dxa" w:w="60"/>
-              <w:right w:type="dxa" w:w="90"/>
-            </w:tcMar>
-          </w:tcPr>
-          <w:p>
-            <w:pPr>
-              <w:spacing w:after="40"/>
-              <w:jc w:val="left"/>
-            </w:pPr>
-            <w:r>
-              <w:rPr>
-                <w:rFonts w:ascii="Inter" w:cs="Inter" w:eastAsia="Inter" w:hAnsi="Inter"/>
-              </w:rPr>
-              <w:t xml:space="preserve">Rappel aux apprentis et aux employeurs (dates, horaires, documents à apporter) ; préparer le sujet d’ECF si la semaine en comporte une</w:t>
+            <w:tcW w:type="dxa" w:w="3000"/>
+            <w:shd w:fill="EEF1F6" w:color="auto" w:val="clear"/>
+            <w:tcMar>
+              <w:top w:type="dxa" w:w="60"/>
+              <w:left w:type="dxa" w:w="90"/>
+              <w:bottom w:type="dxa" w:w="60"/>
+              <w:right w:type="dxa" w:w="90"/>
+            </w:tcMar>
+          </w:tcPr>
+          <w:p>
+            <w:pPr>
+              <w:spacing w:after="40"/>
+              <w:jc w:val="left"/>
+            </w:pPr>
+            <w:r>
+              <w:rPr>
+                <w:rFonts w:ascii="Inter" w:cs="Inter" w:eastAsia="Inter" w:hAnsi="Inter"/>
+              </w:rPr>
+              <w:t xml:space="preserve">Mardi 8 h et 13 h</w:t>
+            </w:r>
+          </w:p>
+        </w:tc>
+        <w:tc>
+          <w:tcPr>
+            <w:tcW w:type="dxa" w:w="11570"/>
+            <w:shd w:fill="EEF1F6" w:color="auto" w:val="clear"/>
+            <w:tcMar>
+              <w:top w:type="dxa" w:w="60"/>
+              <w:left w:type="dxa" w:w="90"/>
+              <w:bottom w:type="dxa" w:w="60"/>
+              <w:right w:type="dxa" w:w="90"/>
+            </w:tcMar>
+          </w:tcPr>
+          <w:p>
+            <w:pPr>
+              <w:spacing w:after="40"/>
+              <w:jc w:val="left"/>
+            </w:pPr>
+            <w:r>
+              <w:rPr>
+                <w:rFonts w:ascii="Inter" w:cs="Inter" w:eastAsia="Inter" w:hAnsi="Inter"/>
+              </w:rPr>
+              <w:t xml:space="preserve">Émargement ; appel le jour même pour toute absence ; saisie dans Baserow</w:t>
             </w:r>
           </w:p>
         </w:tc>
@@ -3305,47 +3299,47 @@
         </w:trPr>
         <w:tc>
           <w:tcPr>
-            <w:tcW w:type="dxa" w:w="2500"/>
-            <w:tcMar>
-              <w:top w:type="dxa" w:w="60"/>
-              <w:left w:type="dxa" w:w="90"/>
-              <w:bottom w:type="dxa" w:w="60"/>
-              <w:right w:type="dxa" w:w="90"/>
-            </w:tcMar>
-          </w:tcPr>
-          <w:p>
-            <w:pPr>
-              <w:spacing w:after="40"/>
-              <w:jc w:val="left"/>
-            </w:pPr>
-            <w:r>
-              <w:rPr>
-                <w:rFonts w:ascii="Inter" w:cs="Inter" w:eastAsia="Inter" w:hAnsi="Inter"/>
-              </w:rPr>
-              <w:t xml:space="preserve">Chaque jour</w:t>
-            </w:r>
-          </w:p>
-        </w:tc>
-        <w:tc>
-          <w:tcPr>
-            <w:tcW w:type="dxa" w:w="12070"/>
-            <w:tcMar>
-              <w:top w:type="dxa" w:w="60"/>
-              <w:left w:type="dxa" w:w="90"/>
-              <w:bottom w:type="dxa" w:w="60"/>
-              <w:right w:type="dxa" w:w="90"/>
-            </w:tcMar>
-          </w:tcPr>
-          <w:p>
-            <w:pPr>
-              <w:spacing w:after="40"/>
-              <w:jc w:val="left"/>
-            </w:pPr>
-            <w:r>
-              <w:rPr>
-                <w:rFonts w:ascii="Inter" w:cs="Inter" w:eastAsia="Inter" w:hAnsi="Inter"/>
-              </w:rPr>
-              <w:t xml:space="preserve">Émargement à 8 h et à 13 h ; appel le jour même pour toute absence ; saisie dans Baserow</w:t>
+            <w:tcW w:type="dxa" w:w="3000"/>
+            <w:tcMar>
+              <w:top w:type="dxa" w:w="60"/>
+              <w:left w:type="dxa" w:w="90"/>
+              <w:bottom w:type="dxa" w:w="60"/>
+              <w:right w:type="dxa" w:w="90"/>
+            </w:tcMar>
+          </w:tcPr>
+          <w:p>
+            <w:pPr>
+              <w:spacing w:after="40"/>
+              <w:jc w:val="left"/>
+            </w:pPr>
+            <w:r>
+              <w:rPr>
+                <w:rFonts w:ascii="Inter" w:cs="Inter" w:eastAsia="Inter" w:hAnsi="Inter"/>
+              </w:rPr>
+              <w:t xml:space="preserve">Mardi 15 h 45</w:t>
+            </w:r>
+          </w:p>
+        </w:tc>
+        <w:tc>
+          <w:tcPr>
+            <w:tcW w:type="dxa" w:w="11570"/>
+            <w:tcMar>
+              <w:top w:type="dxa" w:w="60"/>
+              <w:left w:type="dxa" w:w="90"/>
+              <w:bottom w:type="dxa" w:w="60"/>
+              <w:right w:type="dxa" w:w="90"/>
+            </w:tcMar>
+          </w:tcPr>
+          <w:p>
+            <w:pPr>
+              <w:spacing w:after="40"/>
+              <w:jc w:val="left"/>
+            </w:pPr>
+            <w:r>
+              <w:rPr>
+                <w:rFonts w:ascii="Inter" w:cs="Inter" w:eastAsia="Inter" w:hAnsi="Inter"/>
+              </w:rPr>
+              <w:t xml:space="preserve">Questionnaire à chaud de 2 minutes ; mission de la semaine pour l’entreprise</w:t>
             </w:r>
           </w:p>
         </w:tc>
@@ -3356,100 +3350,49 @@
         </w:trPr>
         <w:tc>
           <w:tcPr>
-            <w:tcW w:type="dxa" w:w="2500"/>
-            <w:shd w:fill="EEF1F6" w:color="auto" w:val="clear"/>
-            <w:tcMar>
-              <w:top w:type="dxa" w:w="60"/>
-              <w:left w:type="dxa" w:w="90"/>
-              <w:bottom w:type="dxa" w:w="60"/>
-              <w:right w:type="dxa" w:w="90"/>
-            </w:tcMar>
-          </w:tcPr>
-          <w:p>
-            <w:pPr>
-              <w:spacing w:after="40"/>
-              <w:jc w:val="left"/>
-            </w:pPr>
-            <w:r>
-              <w:rPr>
-                <w:rFonts w:ascii="Inter" w:cs="Inter" w:eastAsia="Inter" w:hAnsi="Inter"/>
-              </w:rPr>
-              <w:t xml:space="preserve">Vendredi 16 h</w:t>
-            </w:r>
-          </w:p>
-        </w:tc>
-        <w:tc>
-          <w:tcPr>
-            <w:tcW w:type="dxa" w:w="12070"/>
-            <w:shd w:fill="EEF1F6" w:color="auto" w:val="clear"/>
-            <w:tcMar>
-              <w:top w:type="dxa" w:w="60"/>
-              <w:left w:type="dxa" w:w="90"/>
-              <w:bottom w:type="dxa" w:w="60"/>
-              <w:right w:type="dxa" w:w="90"/>
-            </w:tcMar>
-          </w:tcPr>
-          <w:p>
-            <w:pPr>
-              <w:spacing w:after="40"/>
-              <w:jc w:val="left"/>
-            </w:pPr>
-            <w:r>
-              <w:rPr>
-                <w:rFonts w:ascii="Inter" w:cs="Inter" w:eastAsia="Inter" w:hAnsi="Inter"/>
-              </w:rPr>
-              <w:t xml:space="preserve">Questionnaire à chaud ; relevé d’assiduité envoyé à chaque employeur ; bilan de la semaine</w:t>
-            </w:r>
-          </w:p>
-        </w:tc>
-      </w:tr>
-      <w:tr>
-        <w:trPr>
-          <w:cantSplit/>
-        </w:trPr>
-        <w:tc>
-          <w:tcPr>
-            <w:tcW w:type="dxa" w:w="2500"/>
-            <w:tcMar>
-              <w:top w:type="dxa" w:w="60"/>
-              <w:left w:type="dxa" w:w="90"/>
-              <w:bottom w:type="dxa" w:w="60"/>
-              <w:right w:type="dxa" w:w="90"/>
-            </w:tcMar>
-          </w:tcPr>
-          <w:p>
-            <w:pPr>
-              <w:spacing w:after="40"/>
-              <w:jc w:val="left"/>
-            </w:pPr>
-            <w:r>
-              <w:rPr>
-                <w:rFonts w:ascii="Inter" w:cs="Inter" w:eastAsia="Inter" w:hAnsi="Inter"/>
-              </w:rPr>
-              <w:t xml:space="preserve">J + 3</w:t>
-            </w:r>
-          </w:p>
-        </w:tc>
-        <w:tc>
-          <w:tcPr>
-            <w:tcW w:type="dxa" w:w="12070"/>
-            <w:tcMar>
-              <w:top w:type="dxa" w:w="60"/>
-              <w:left w:type="dxa" w:w="90"/>
-              <w:bottom w:type="dxa" w:w="60"/>
-              <w:right w:type="dxa" w:w="90"/>
-            </w:tcMar>
-          </w:tcPr>
-          <w:p>
-            <w:pPr>
-              <w:spacing w:after="40"/>
-              <w:jc w:val="both"/>
-            </w:pPr>
-            <w:r>
-              <w:rPr>
-                <w:rFonts w:ascii="Inter" w:cs="Inter" w:eastAsia="Inter" w:hAnsi="Inter"/>
-              </w:rPr>
-              <w:t xml:space="preserve">Retours individuels écrits ; mise à jour des plans de remédiation ; missions de la période en entreprise envoyées aux maîtres d’apprentissage</w:t>
+            <w:tcW w:type="dxa" w:w="3000"/>
+            <w:shd w:fill="EEF1F6" w:color="auto" w:val="clear"/>
+            <w:tcMar>
+              <w:top w:type="dxa" w:w="60"/>
+              <w:left w:type="dxa" w:w="90"/>
+              <w:bottom w:type="dxa" w:w="60"/>
+              <w:right w:type="dxa" w:w="90"/>
+            </w:tcMar>
+          </w:tcPr>
+          <w:p>
+            <w:pPr>
+              <w:spacing w:after="40"/>
+              <w:jc w:val="left"/>
+            </w:pPr>
+            <w:r>
+              <w:rPr>
+                <w:rFonts w:ascii="Inter" w:cs="Inter" w:eastAsia="Inter" w:hAnsi="Inter"/>
+              </w:rPr>
+              <w:t xml:space="preserve">Mercredi</w:t>
+            </w:r>
+          </w:p>
+        </w:tc>
+        <w:tc>
+          <w:tcPr>
+            <w:tcW w:type="dxa" w:w="11570"/>
+            <w:shd w:fill="EEF1F6" w:color="auto" w:val="clear"/>
+            <w:tcMar>
+              <w:top w:type="dxa" w:w="60"/>
+              <w:left w:type="dxa" w:w="90"/>
+              <w:bottom w:type="dxa" w:w="60"/>
+              <w:right w:type="dxa" w:w="90"/>
+            </w:tcMar>
+          </w:tcPr>
+          <w:p>
+            <w:pPr>
+              <w:spacing w:after="40"/>
+              <w:jc w:val="left"/>
+            </w:pPr>
+            <w:r>
+              <w:rPr>
+                <w:rFonts w:ascii="Inter" w:cs="Inter" w:eastAsia="Inter" w:hAnsi="Inter"/>
+              </w:rPr>
+              <w:t xml:space="preserve">Retours individuels écrits ; mise à jour des plans de remédiation ; relevé d’assiduité envoyé à chaque employeur</w:t>
             </w:r>
           </w:p>
         </w:tc>
@@ -3761,7 +3704,7 @@
               <w:rPr>
                 <w:rFonts w:ascii="Inter" w:cs="Inter" w:eastAsia="Inter" w:hAnsi="Inter"/>
               </w:rPr>
-              <w:t xml:space="preserve">Suivre la réponse de la DEETS ; écrire aux OPCO (financement avant extension Qualiopi) ; contacter le service des titres professionnels de la DEETS</w:t>
+              <w:t xml:space="preserve">Suivre la réponse de la DEETS ; contacter le service des titres professionnels de la DEETS ; informer QUALITIA du lieu de formation de Technor</w:t>
             </w:r>
           </w:p>
         </w:tc>
@@ -3838,7 +3781,7 @@
               <w:rPr>
                 <w:rFonts w:ascii="Inter" w:cs="Inter" w:eastAsia="Inter" w:hAnsi="Inter"/>
               </w:rPr>
-              <w:t xml:space="preserve">Prospection ; présentation du calendrier (semaines au CFA et Rendez-vous) aux employeurs intéressés</w:t>
+              <w:t xml:space="preserve">Prospection ; présentation du rythme du mardi et des Rendez-vous aux employeurs intéressés</w:t>
             </w:r>
           </w:p>
         </w:tc>
@@ -4022,7 +3965,7 @@
               <w:rPr>
                 <w:rFonts w:ascii="Inter" w:cs="Inter" w:eastAsia="Inter" w:hAnsi="Inter"/>
               </w:rPr>
-              <w:t xml:space="preserve"> (janvier – mars) ; préparer les audits Qualiopi</w:t>
+              <w:t xml:space="preserve"> (janvier – mars)</w:t>
             </w:r>
           </w:p>
         </w:tc>
@@ -4075,7 +4018,7 @@
               <w:rPr>
                 <w:rFonts w:ascii="Inter" w:cs="Inter" w:eastAsia="Inter" w:hAnsi="Inter"/>
               </w:rPr>
-              <w:t xml:space="preserve">Liste définitive ; information des jeunes encore sans employeur ; convocations à la semaine d’intégration</w:t>
+              <w:t xml:space="preserve">Liste définitive ; information des jeunes encore sans employeur ; convocations au mardi 2 mars</w:t>
             </w:r>
           </w:p>
         </w:tc>
@@ -4107,7 +4050,7 @@
               <w:rPr>
                 <w:rFonts w:ascii="Inter" w:cs="Inter" w:eastAsia="Inter" w:hAnsi="Inter"/>
               </w:rPr>
-              <w:t xml:space="preserve"> (mardi 16 février) ; conventions de formation avec calendrier ; rappel congés hors semaines au CFA</w:t>
+              <w:t xml:space="preserve"> (mardi 16 février) ; conventions de formation avec calendrier ; rappel congés hors mardis et semaines intensives</w:t>
             </w:r>
           </w:p>
         </w:tc>
@@ -4385,7 +4328,7 @@
               <w:rPr>
                 <w:rFonts w:ascii="Inter" w:cs="Inter" w:eastAsia="Inter" w:hAnsi="Inter"/>
               </w:rPr>
-              <w:t xml:space="preserve">Semaine d’intégration (1er – 5) : carte d’étudiant des métiers, droits, sécurité, égalité ; binômes d’entraide ; jeunes sans employeur : 2 demi-journées de recherche d’emploi par semaine</w:t>
+              <w:t xml:space="preserve">Mardis 2, 9, 23, 30 ; intégration (2 et 9) : carte d’étudiant des métiers, droits, sécurité, égalité ; binômes d’entraide ; recherche d’emploi chaque semaine pour les jeunes sans employeur</w:t>
             </w:r>
           </w:p>
         </w:tc>
@@ -4408,7 +4351,21 @@
               <w:rPr>
                 <w:rFonts w:ascii="Inter" w:cs="Inter" w:eastAsia="Inter" w:hAnsi="Inter"/>
               </w:rPr>
-              <w:t xml:space="preserve">Appel à chaque maître d’apprentissage (semaine du 8) ; vérifier la transmission des contrats à l’OPCO et la programmation des visites médicales</w:t>
+              <w:t xml:space="preserve">Appel à chaque maître d’apprentissage (semaine du 8) ; vérifier la transmission des contrats à l’OPCO </w:t>
+            </w:r>
+            <w:r>
+              <w:rPr>
+                <w:rFonts w:ascii="Inter" w:cs="Inter" w:eastAsia="Inter" w:hAnsi="Inter"/>
+                <w:b/>
+                <w:bCs/>
+              </w:rPr>
+              <w:t xml:space="preserve">avant le samedi 6 mars</w:t>
+            </w:r>
+            <w:r>
+              <w:rPr>
+                <w:rFonts w:ascii="Inter" w:cs="Inter" w:eastAsia="Inter" w:hAnsi="Inter"/>
+              </w:rPr>
+              <w:t xml:space="preserve"> et la programmation des visites médicales</w:t>
             </w:r>
           </w:p>
         </w:tc>
@@ -4454,7 +4411,7 @@
               <w:rPr>
                 <w:rFonts w:ascii="Inter" w:cs="Inter" w:eastAsia="Inter" w:hAnsi="Inter"/>
               </w:rPr>
-              <w:t xml:space="preserve">Relevé d’assiduité ; facturation OPCO ; audits Qualiopi : fixer les dates</w:t>
+              <w:t xml:space="preserve">Relevé d’assiduité ; facturation OPCO ; fixer la date de l’audit de surveillance Qualiopi avec QUALITIA</w:t>
             </w:r>
           </w:p>
         </w:tc>
@@ -4507,7 +4464,7 @@
               <w:rPr>
                 <w:rFonts w:ascii="Inter" w:cs="Inter" w:eastAsia="Inter" w:hAnsi="Inter"/>
               </w:rPr>
-              <w:t xml:space="preserve">Semaine au CFA (5 – 9) ; élection des délégués (vendredi 9) ; point hebdomadaire avec les jeunes sans contrat</w:t>
+              <w:t xml:space="preserve">Mardis 6, 13, 27 ; présentation du dossier professionnel (6) ; élection des délégués (13) ; point hebdomadaire avec les jeunes sans contrat</w:t>
             </w:r>
           </w:p>
         </w:tc>
@@ -4539,7 +4496,7 @@
               <w:rPr>
                 <w:rFonts w:ascii="Inter" w:cs="Inter" w:eastAsia="Inter" w:hAnsi="Inter"/>
               </w:rPr>
-              <w:t xml:space="preserve"> (12 – 30 avril) ; </w:t>
+              <w:t xml:space="preserve"> (12 avril – 7 mai) ; </w:t>
             </w:r>
             <w:r>
               <w:rPr>
@@ -4553,7 +4510,7 @@
               <w:rPr>
                 <w:rFonts w:ascii="Inter" w:cs="Inter" w:eastAsia="Inter" w:hAnsi="Inter"/>
               </w:rPr>
-              <w:t xml:space="preserve"> (mardi 27 avril)</w:t>
+              <w:t xml:space="preserve"> (jeudi 29 avril)</w:t>
             </w:r>
           </w:p>
         </w:tc>
@@ -4652,7 +4609,7 @@
               <w:rPr>
                 <w:rFonts w:ascii="Inter" w:cs="Inter" w:eastAsia="Inter" w:hAnsi="Inter"/>
               </w:rPr>
-              <w:t xml:space="preserve">Semaine au CFA (10 – 14) ; </w:t>
+              <w:t xml:space="preserve">Mardis 4, 11, 18 ; </w:t>
             </w:r>
             <w:r>
               <w:rPr>
@@ -4798,7 +4755,7 @@
               <w:rPr>
                 <w:rFonts w:ascii="Inter" w:cs="Inter" w:eastAsia="Inter" w:hAnsi="Inter"/>
               </w:rPr>
-              <w:t xml:space="preserve">Semaine au CFA (7 – 11) ; </w:t>
+              <w:t xml:space="preserve">Mardis 1er, 8, 15, 29 ; </w:t>
             </w:r>
             <w:r>
               <w:rPr>
@@ -4812,7 +4769,7 @@
               <w:rPr>
                 <w:rFonts w:ascii="Inter" w:cs="Inter" w:eastAsia="Inter" w:hAnsi="Inter"/>
               </w:rPr>
-              <w:t xml:space="preserve"> (vendredi 11) ; retours individuels</w:t>
+              <w:t xml:space="preserve"> (29) ; retours individuels</w:t>
             </w:r>
           </w:p>
         </w:tc>
@@ -4836,7 +4793,7 @@
               <w:rPr>
                 <w:rFonts w:ascii="Inter" w:cs="Inter" w:eastAsia="Inter" w:hAnsi="Inter"/>
               </w:rPr>
-              <w:t xml:space="preserve">Résultats de l’ECF aux maîtres d’apprentissage ; rappel des congés hors semaines au CFA</w:t>
+              <w:t xml:space="preserve">Résultats de l’ECF ; rappel des congés hors mardis et semaines intensives</w:t>
             </w:r>
           </w:p>
         </w:tc>
@@ -4892,7 +4849,7 @@
               <w:rPr>
                 <w:rFonts w:ascii="Inter" w:cs="Inter" w:eastAsia="Inter" w:hAnsi="Inter"/>
               </w:rPr>
-              <w:t xml:space="preserve"> (mardi 29 juin) : compte rendu</w:t>
+              <w:t xml:space="preserve"> (mardi 29 juin, 16 h 30) : compte rendu</w:t>
             </w:r>
           </w:p>
         </w:tc>
@@ -4943,7 +4900,7 @@
               <w:rPr>
                 <w:rFonts w:ascii="Inter" w:cs="Inter" w:eastAsia="Inter" w:hAnsi="Inter"/>
               </w:rPr>
-              <w:t xml:space="preserve">Semaine au CFA (5 – 9)</w:t>
+              <w:t xml:space="preserve">Mardis 6, 13, 27 ; préparation du tournoi</w:t>
             </w:r>
           </w:p>
         </w:tc>
@@ -5065,7 +5022,7 @@
               <w:rPr>
                 <w:rFonts w:ascii="Inter" w:cs="Inter" w:eastAsia="Inter" w:hAnsi="Inter"/>
               </w:rPr>
-              <w:t xml:space="preserve">Semaine au CFA (2 – 6) ; bilan de mi-parcours ; </w:t>
+              <w:t xml:space="preserve">Mardis 3, 10, 17, 31 ; bilan de mi-parcours (31) ; </w:t>
             </w:r>
             <w:r>
               <w:rPr>
@@ -5153,13 +5110,13 @@
                 <w:b/>
                 <w:bCs/>
               </w:rPr>
-              <w:t xml:space="preserve">Date limite de dépôt de la demande d’agrément (21 août)</w:t>
-            </w:r>
-            <w:r>
-              <w:rPr>
-                <w:rFonts w:ascii="Inter" w:cs="Inter" w:eastAsia="Inter" w:hAnsi="Inter"/>
-              </w:rPr>
-              <w:t xml:space="preserve"> : vérifier</w:t>
+              <w:t xml:space="preserve">Date limite de la demande d’agrément : 21 août</w:t>
+            </w:r>
+            <w:r>
+              <w:rPr>
+                <w:rFonts w:ascii="Inter" w:cs="Inter" w:eastAsia="Inter" w:hAnsi="Inter"/>
+              </w:rPr>
+              <w:t xml:space="preserve"> — vérifier</w:t>
             </w:r>
           </w:p>
         </w:tc>
@@ -5210,7 +5167,7 @@
               <w:rPr>
                 <w:rFonts w:ascii="Inter" w:cs="Inter" w:eastAsia="Inter" w:hAnsi="Inter"/>
               </w:rPr>
-              <w:t xml:space="preserve">Semaine au CFA (6 – 10) ; entretiens « Et après ? »</w:t>
+              <w:t xml:space="preserve">Mardis 7, 14, 28 ; entretiens « Et après ? »</w:t>
             </w:r>
           </w:p>
         </w:tc>
@@ -5241,7 +5198,7 @@
               <w:rPr>
                 <w:rFonts w:ascii="Inter" w:cs="Inter" w:eastAsia="Inter" w:hAnsi="Inter"/>
               </w:rPr>
-              <w:t xml:space="preserve"> ; réunion des maîtres d’apprentissage (mardi 14)</w:t>
+              <w:t xml:space="preserve"> ; réunion des maîtres d’apprentissage (mardi 14, 16 h 30)</w:t>
             </w:r>
           </w:p>
         </w:tc>
@@ -5342,7 +5299,7 @@
               <w:rPr>
                 <w:rFonts w:ascii="Inter" w:cs="Inter" w:eastAsia="Inter" w:hAnsi="Inter"/>
               </w:rPr>
-              <w:t xml:space="preserve">Semaine au CFA (4 – 8) ; </w:t>
+              <w:t xml:space="preserve">Mardis 5, 12, 26 ; </w:t>
             </w:r>
             <w:r>
               <w:rPr>
@@ -5356,7 +5313,7 @@
               <w:rPr>
                 <w:rFonts w:ascii="Inter" w:cs="Inter" w:eastAsia="Inter" w:hAnsi="Inter"/>
               </w:rPr>
-              <w:t xml:space="preserve"> (vendredi 8)</w:t>
+              <w:t xml:space="preserve"> (26)</w:t>
             </w:r>
           </w:p>
         </w:tc>
@@ -5479,7 +5436,7 @@
               <w:rPr>
                 <w:rFonts w:ascii="Inter" w:cs="Inter" w:eastAsia="Inter" w:hAnsi="Inter"/>
               </w:rPr>
-              <w:t xml:space="preserve">Semaine au CFA (15 – 19) ; </w:t>
+              <w:t xml:space="preserve">Mardis 2, 9, 16, 30 ; « Esprit d’entreprendre » (16) ; </w:t>
             </w:r>
             <w:r>
               <w:rPr>
@@ -5493,7 +5450,7 @@
               <w:rPr>
                 <w:rFonts w:ascii="Inter" w:cs="Inter" w:eastAsia="Inter" w:hAnsi="Inter"/>
               </w:rPr>
-              <w:t xml:space="preserve"> ; ateliers CV et pitch</w:t>
+              <w:t xml:space="preserve"> ; CV et pitch</w:t>
             </w:r>
           </w:p>
         </w:tc>
@@ -5516,7 +5473,7 @@
               <w:rPr>
                 <w:rFonts w:ascii="Inter" w:cs="Inter" w:eastAsia="Inter" w:hAnsi="Inter"/>
               </w:rPr>
-              <w:t xml:space="preserve">Invitation au job dating ; rappel des congés de fin d’année hors semaines au CFA</w:t>
+              <w:t xml:space="preserve">Invitation au job dating ; rappel des congés de fin d’année hors mardis</w:t>
             </w:r>
           </w:p>
         </w:tc>
@@ -5625,7 +5582,7 @@
               <w:rPr>
                 <w:rFonts w:ascii="Inter" w:cs="Inter" w:eastAsia="Inter" w:hAnsi="Inter"/>
               </w:rPr>
-              <w:t xml:space="preserve">Semaine au CFA (6 – 10) ; collecte solidaire (1er – 14)</w:t>
+              <w:t xml:space="preserve">Mardis 7, 21, 28 ; collecte solidaire (1er – 13)</w:t>
             </w:r>
           </w:p>
         </w:tc>
@@ -5705,7 +5662,7 @@
               <w:rPr>
                 <w:rFonts w:ascii="Inter" w:cs="Inter" w:eastAsia="Inter" w:hAnsi="Inter"/>
               </w:rPr>
-              <w:t xml:space="preserve"> (mardi 7 décembre) ; inscription des candidats à la session ; fin de la fenêtre des audits Qualiopi</w:t>
+              <w:t xml:space="preserve"> (mardi 7, 16 h 30) ; inscription des candidats à la session ; audit de surveillance Qualiopi réalisé</w:t>
             </w:r>
           </w:p>
         </w:tc>
@@ -5756,7 +5713,7 @@
               <w:rPr>
                 <w:rFonts w:ascii="Inter" w:cs="Inter" w:eastAsia="Inter" w:hAnsi="Inter"/>
               </w:rPr>
-              <w:t xml:space="preserve">Semaine au CFA (10 – 14) ; </w:t>
+              <w:t xml:space="preserve">Mardis 4, 11 ; </w:t>
             </w:r>
             <w:r>
               <w:rPr>
@@ -5764,27 +5721,13 @@
                 <w:b/>
                 <w:bCs/>
               </w:rPr>
-              <w:t xml:space="preserve">ECF du CCP 3</w:t>
-            </w:r>
-            <w:r>
-              <w:rPr>
-                <w:rFonts w:ascii="Inter" w:cs="Inter" w:eastAsia="Inter" w:hAnsi="Inter"/>
-              </w:rPr>
-              <w:t xml:space="preserve"> (jeudi 13) ; </w:t>
-            </w:r>
-            <w:r>
-              <w:rPr>
-                <w:rFonts w:ascii="Inter" w:cs="Inter" w:eastAsia="Inter" w:hAnsi="Inter"/>
-                <w:b/>
-                <w:bCs/>
-              </w:rPr>
-              <w:t xml:space="preserve">examen blanc</w:t>
-            </w:r>
-            <w:r>
-              <w:rPr>
-                <w:rFonts w:ascii="Inter" w:cs="Inter" w:eastAsia="Inter" w:hAnsi="Inter"/>
-              </w:rPr>
-              <w:t xml:space="preserve"> (vendredi 14)</w:t>
+              <w:t xml:space="preserve">semaine intensive n° 1</w:t>
+            </w:r>
+            <w:r>
+              <w:rPr>
+                <w:rFonts w:ascii="Inter" w:cs="Inter" w:eastAsia="Inter" w:hAnsi="Inter"/>
+              </w:rPr>
+              <w:t xml:space="preserve"> (24 – 28) : ECF du CCP 3 (jeudi 27), examen blanc (vendredi 28)</w:t>
             </w:r>
           </w:p>
         </w:tc>
@@ -5807,7 +5750,7 @@
               <w:rPr>
                 <w:rFonts w:ascii="Inter" w:cs="Inter" w:eastAsia="Inter" w:hAnsi="Inter"/>
               </w:rPr>
-              <w:t xml:space="preserve">Réunion des maîtres d’apprentissage (mardi 11) ; questionnaire de satisfaction des maîtres d’apprentissage</w:t>
+              <w:t xml:space="preserve">Réunion des maîtres d’apprentissage (mardi 11, 16 h 30) ; questionnaire de satisfaction des maîtres d’apprentissage</w:t>
             </w:r>
           </w:p>
         </w:tc>
@@ -5860,7 +5803,7 @@
       </w:tr>
       <w:tr>
         <w:trPr>
-          <w:cantSplit/>
+          <w:cantSplit w:val="false"/>
         </w:trPr>
         <w:tc>
           <w:tcPr>
@@ -5906,7 +5849,7 @@
               <w:rPr>
                 <w:rFonts w:ascii="Inter" w:cs="Inter" w:eastAsia="Inter" w:hAnsi="Inter"/>
               </w:rPr>
-              <w:t xml:space="preserve">Semaine au CFA (7 – 11) ; remise des dossiers professionnels (vendredi 11) ; </w:t>
+              <w:t xml:space="preserve">Mardis 1er, 15, 22 ; </w:t>
             </w:r>
             <w:r>
               <w:rPr>
@@ -5914,6 +5857,20 @@
                 <w:b/>
                 <w:bCs/>
               </w:rPr>
+              <w:t xml:space="preserve">semaine intensive n° 2</w:t>
+            </w:r>
+            <w:r>
+              <w:rPr>
+                <w:rFonts w:ascii="Inter" w:cs="Inter" w:eastAsia="Inter" w:hAnsi="Inter"/>
+              </w:rPr>
+              <w:t xml:space="preserve"> (7 – 11) : remise des dossiers professionnels (vendredi 11) ; </w:t>
+            </w:r>
+            <w:r>
+              <w:rPr>
+                <w:rFonts w:ascii="Inter" w:cs="Inter" w:eastAsia="Inter" w:hAnsi="Inter"/>
+                <w:b/>
+                <w:bCs/>
+              </w:rPr>
               <w:t xml:space="preserve">entretiens trimestriels n° 4</w:t>
             </w:r>
             <w:r>
@@ -5968,7 +5925,7 @@
               <w:rPr>
                 <w:rFonts w:ascii="Inter" w:cs="Inter" w:eastAsia="Inter" w:hAnsi="Inter"/>
               </w:rPr>
-              <w:t xml:space="preserve">Cérémonie du 29 février</w:t>
+              <w:t xml:space="preserve">Cérémonie du mardi 29 février</w:t>
             </w:r>
           </w:p>
         </w:tc>
